--- a/Documentation/Release Notes/swSSO.1.26.2.docx
+++ b/Documentation/Release Notes/swSSO.1.26.2.docx
@@ -455,13 +455,7 @@
         <w:rPr>
           <w:color w:val="4472C4" w:themeColor="accent1"/>
         </w:rPr>
-        <w:t>19</w:t>
-      </w:r>
-      <w:r>
-        <w:rPr>
-          <w:color w:val="4472C4" w:themeColor="accent1"/>
-        </w:rPr>
-        <w:t> : e</w:t>
+        <w:t>19 : e</w:t>
       </w:r>
       <w:r>
         <w:rPr>
@@ -1044,8 +1038,8 @@
       </w:tblPr>
       <w:tblGrid>
         <w:gridCol w:w="3823"/>
-        <w:gridCol w:w="850"/>
-        <w:gridCol w:w="5528"/>
+        <w:gridCol w:w="2693"/>
+        <w:gridCol w:w="3685"/>
       </w:tblGrid>
       <w:tr>
         <w:trPr>
@@ -1082,7 +1076,7 @@
         </w:tc>
         <w:tc>
           <w:tcPr>
-            <w:tcW w:w="850" w:type="dxa"/>
+            <w:tcW w:w="2693" w:type="dxa"/>
             <w:shd w:val="clear" w:color="auto" w:fill="BFBFBF" w:themeFill="background1" w:themeFillShade="BF"/>
           </w:tcPr>
           <w:p>
@@ -1106,7 +1100,7 @@
         </w:tc>
         <w:tc>
           <w:tcPr>
-            <w:tcW w:w="5528" w:type="dxa"/>
+            <w:tcW w:w="3685" w:type="dxa"/>
             <w:shd w:val="clear" w:color="auto" w:fill="BFBFBF" w:themeFill="background1" w:themeFillShade="BF"/>
           </w:tcPr>
           <w:p>
@@ -1166,7 +1160,7 @@
         </w:tc>
         <w:tc>
           <w:tcPr>
-            <w:tcW w:w="850" w:type="dxa"/>
+            <w:tcW w:w="2693" w:type="dxa"/>
             <w:shd w:val="clear" w:color="auto" w:fill="FFFFFF" w:themeFill="background1"/>
           </w:tcPr>
           <w:p>
@@ -1194,11 +1188,61 @@
               </w:rPr>
               <w:t>X</w:t>
             </w:r>
+            <w:r>
+              <w:rPr>
+                <w:b/>
+                <w:color w:val="404040" w:themeColor="text1" w:themeTint="BF"/>
+                <w:sz w:val="18"/>
+              </w:rPr>
+              <w:t xml:space="preserve"> (1.26.1)</w:t>
+            </w:r>
+          </w:p>
+          <w:p>
+            <w:pPr>
+              <w:pStyle w:val="EVO-BUG"/>
+              <w:keepNext/>
+              <w:numPr>
+                <w:ilvl w:val="0"/>
+                <w:numId w:val="0"/>
+              </w:numPr>
+              <w:spacing w:before="40" w:after="40"/>
+              <w:jc w:val="center"/>
+              <w:cnfStyle w:val="000000100000" w:firstRow="0" w:lastRow="0" w:firstColumn="0" w:lastColumn="0" w:oddVBand="0" w:evenVBand="0" w:oddHBand="1" w:evenHBand="0" w:firstRowFirstColumn="0" w:firstRowLastColumn="0" w:lastRowFirstColumn="0" w:lastRowLastColumn="0"/>
+              <w:rPr>
+                <w:b/>
+                <w:color w:val="404040" w:themeColor="text1" w:themeTint="BF"/>
+                <w:sz w:val="18"/>
+              </w:rPr>
+            </w:pPr>
+            <w:r>
+              <w:rPr>
+                <w:b/>
+                <w:color w:val="4472C4" w:themeColor="accent1"/>
+                <w:sz w:val="18"/>
+              </w:rPr>
+              <w:t>X (1.26.</w:t>
+            </w:r>
+            <w:r>
+              <w:rPr>
+                <w:b/>
+                <w:color w:val="4472C4" w:themeColor="accent1"/>
+                <w:sz w:val="18"/>
+              </w:rPr>
+              <w:t>2</w:t>
+            </w:r>
+            <w:r>
+              <w:rPr>
+                <w:b/>
+                <w:color w:val="4472C4" w:themeColor="accent1"/>
+                <w:sz w:val="18"/>
+              </w:rPr>
+              <w:t>)</w:t>
+            </w:r>
           </w:p>
         </w:tc>
         <w:tc>
           <w:tcPr>
-            <w:tcW w:w="5528" w:type="dxa"/>
+            <w:tcW w:w="3685" w:type="dxa"/>
             <w:shd w:val="clear" w:color="auto" w:fill="FFFFFF" w:themeFill="background1"/>
           </w:tcPr>
           <w:p>
@@ -1255,7 +1299,7 @@
         </w:tc>
         <w:tc>
           <w:tcPr>
-            <w:tcW w:w="850" w:type="dxa"/>
+            <w:tcW w:w="2693" w:type="dxa"/>
             <w:shd w:val="clear" w:color="auto" w:fill="FFFFFF" w:themeFill="background1"/>
           </w:tcPr>
           <w:p>
@@ -1276,11 +1320,19 @@
                 <w:sz w:val="18"/>
               </w:rPr>
             </w:pPr>
+            <w:r>
+              <w:rPr>
+                <w:b/>
+                <w:color w:val="4472C4" w:themeColor="accent1"/>
+                <w:sz w:val="18"/>
+              </w:rPr>
+              <w:t>X (1.26.2)</w:t>
+            </w:r>
           </w:p>
         </w:tc>
         <w:tc>
           <w:tcPr>
-            <w:tcW w:w="5528" w:type="dxa"/>
+            <w:tcW w:w="3685" w:type="dxa"/>
             <w:shd w:val="clear" w:color="auto" w:fill="FFFFFF" w:themeFill="background1"/>
           </w:tcPr>
           <w:p>
@@ -1338,7 +1390,7 @@
         </w:tc>
         <w:tc>
           <w:tcPr>
-            <w:tcW w:w="850" w:type="dxa"/>
+            <w:tcW w:w="2693" w:type="dxa"/>
             <w:shd w:val="clear" w:color="auto" w:fill="FFFFFF" w:themeFill="background1"/>
           </w:tcPr>
           <w:p>
@@ -1362,7 +1414,7 @@
         </w:tc>
         <w:tc>
           <w:tcPr>
-            <w:tcW w:w="5528" w:type="dxa"/>
+            <w:tcW w:w="3685" w:type="dxa"/>
             <w:shd w:val="clear" w:color="auto" w:fill="FFFFFF" w:themeFill="background1"/>
           </w:tcPr>
           <w:p>
@@ -1416,7 +1468,7 @@
         </w:tc>
         <w:tc>
           <w:tcPr>
-            <w:tcW w:w="850" w:type="dxa"/>
+            <w:tcW w:w="2693" w:type="dxa"/>
             <w:shd w:val="clear" w:color="auto" w:fill="FFFFFF" w:themeFill="background1"/>
           </w:tcPr>
           <w:p>
@@ -1440,7 +1492,7 @@
         </w:tc>
         <w:tc>
           <w:tcPr>
-            <w:tcW w:w="5528" w:type="dxa"/>
+            <w:tcW w:w="3685" w:type="dxa"/>
             <w:shd w:val="clear" w:color="auto" w:fill="FFFFFF" w:themeFill="background1"/>
           </w:tcPr>
           <w:p>
@@ -1497,7 +1549,7 @@
         </w:tc>
         <w:tc>
           <w:tcPr>
-            <w:tcW w:w="850" w:type="dxa"/>
+            <w:tcW w:w="2693" w:type="dxa"/>
             <w:shd w:val="clear" w:color="auto" w:fill="FFFFFF" w:themeFill="background1"/>
           </w:tcPr>
           <w:p>
@@ -1520,7 +1572,7 @@
         </w:tc>
         <w:tc>
           <w:tcPr>
-            <w:tcW w:w="5528" w:type="dxa"/>
+            <w:tcW w:w="3685" w:type="dxa"/>
             <w:shd w:val="clear" w:color="auto" w:fill="FFFFFF" w:themeFill="background1"/>
           </w:tcPr>
           <w:p>
@@ -1573,7 +1625,7 @@
         </w:tc>
         <w:tc>
           <w:tcPr>
-            <w:tcW w:w="850" w:type="dxa"/>
+            <w:tcW w:w="2693" w:type="dxa"/>
             <w:shd w:val="clear" w:color="auto" w:fill="BFBFBF" w:themeFill="background1" w:themeFillShade="BF"/>
           </w:tcPr>
           <w:p>
@@ -1596,7 +1648,7 @@
         </w:tc>
         <w:tc>
           <w:tcPr>
-            <w:tcW w:w="5528" w:type="dxa"/>
+            <w:tcW w:w="3685" w:type="dxa"/>
             <w:shd w:val="clear" w:color="auto" w:fill="BFBFBF" w:themeFill="background1" w:themeFillShade="BF"/>
           </w:tcPr>
           <w:p>
@@ -1654,7 +1706,7 @@
         </w:tc>
         <w:tc>
           <w:tcPr>
-            <w:tcW w:w="850" w:type="dxa"/>
+            <w:tcW w:w="2693" w:type="dxa"/>
             <w:shd w:val="clear" w:color="auto" w:fill="FFFFFF" w:themeFill="background1"/>
           </w:tcPr>
           <w:p>
@@ -1676,7 +1728,7 @@
         </w:tc>
         <w:tc>
           <w:tcPr>
-            <w:tcW w:w="5528" w:type="dxa"/>
+            <w:tcW w:w="3685" w:type="dxa"/>
             <w:shd w:val="clear" w:color="auto" w:fill="FFFFFF" w:themeFill="background1"/>
           </w:tcPr>
           <w:p>
@@ -1730,7 +1782,7 @@
         </w:tc>
         <w:tc>
           <w:tcPr>
-            <w:tcW w:w="850" w:type="dxa"/>
+            <w:tcW w:w="2693" w:type="dxa"/>
             <w:shd w:val="clear" w:color="auto" w:fill="FFFFFF" w:themeFill="background1"/>
           </w:tcPr>
           <w:p>
@@ -1752,7 +1804,7 @@
         </w:tc>
         <w:tc>
           <w:tcPr>
-            <w:tcW w:w="5528" w:type="dxa"/>
+            <w:tcW w:w="3685" w:type="dxa"/>
             <w:shd w:val="clear" w:color="auto" w:fill="FFFFFF" w:themeFill="background1"/>
           </w:tcPr>
           <w:p>
@@ -1819,7 +1871,7 @@
         </w:tc>
         <w:tc>
           <w:tcPr>
-            <w:tcW w:w="850" w:type="dxa"/>
+            <w:tcW w:w="2693" w:type="dxa"/>
             <w:shd w:val="clear" w:color="auto" w:fill="FFFFFF" w:themeFill="background1"/>
           </w:tcPr>
           <w:p>
@@ -1841,7 +1893,7 @@
         </w:tc>
         <w:tc>
           <w:tcPr>
-            <w:tcW w:w="5528" w:type="dxa"/>
+            <w:tcW w:w="3685" w:type="dxa"/>
             <w:shd w:val="clear" w:color="auto" w:fill="FFFFFF" w:themeFill="background1"/>
           </w:tcPr>
           <w:p>
@@ -1895,7 +1947,7 @@
         </w:tc>
         <w:tc>
           <w:tcPr>
-            <w:tcW w:w="850" w:type="dxa"/>
+            <w:tcW w:w="2693" w:type="dxa"/>
             <w:shd w:val="clear" w:color="auto" w:fill="FFFFFF" w:themeFill="background1"/>
           </w:tcPr>
           <w:p>
@@ -1917,7 +1969,7 @@
         </w:tc>
         <w:tc>
           <w:tcPr>
-            <w:tcW w:w="5528" w:type="dxa"/>
+            <w:tcW w:w="3685" w:type="dxa"/>
             <w:shd w:val="clear" w:color="auto" w:fill="FFFFFF" w:themeFill="background1"/>
           </w:tcPr>
           <w:p>
@@ -1974,7 +2026,7 @@
         </w:tc>
         <w:tc>
           <w:tcPr>
-            <w:tcW w:w="850" w:type="dxa"/>
+            <w:tcW w:w="2693" w:type="dxa"/>
             <w:shd w:val="clear" w:color="auto" w:fill="FFFFFF" w:themeFill="background1"/>
           </w:tcPr>
           <w:p>
@@ -1996,7 +2048,7 @@
         </w:tc>
         <w:tc>
           <w:tcPr>
-            <w:tcW w:w="5528" w:type="dxa"/>
+            <w:tcW w:w="3685" w:type="dxa"/>
             <w:shd w:val="clear" w:color="auto" w:fill="FFFFFF" w:themeFill="background1"/>
           </w:tcPr>
           <w:p>
@@ -2048,7 +2100,7 @@
         </w:tc>
         <w:tc>
           <w:tcPr>
-            <w:tcW w:w="850" w:type="dxa"/>
+            <w:tcW w:w="2693" w:type="dxa"/>
             <w:shd w:val="clear" w:color="auto" w:fill="BFBFBF" w:themeFill="background1" w:themeFillShade="BF"/>
           </w:tcPr>
           <w:p>
@@ -2071,7 +2123,7 @@
         </w:tc>
         <w:tc>
           <w:tcPr>
-            <w:tcW w:w="5528" w:type="dxa"/>
+            <w:tcW w:w="3685" w:type="dxa"/>
             <w:shd w:val="clear" w:color="auto" w:fill="BFBFBF" w:themeFill="background1" w:themeFillShade="BF"/>
           </w:tcPr>
           <w:p>
@@ -2128,7 +2180,7 @@
         </w:tc>
         <w:tc>
           <w:tcPr>
-            <w:tcW w:w="850" w:type="dxa"/>
+            <w:tcW w:w="2693" w:type="dxa"/>
             <w:shd w:val="clear" w:color="auto" w:fill="FFFFFF" w:themeFill="background1"/>
           </w:tcPr>
           <w:p>
@@ -2155,11 +2207,56 @@
               </w:rPr>
               <w:t>X</w:t>
             </w:r>
+            <w:r>
+              <w:rPr>
+                <w:b/>
+                <w:bCs/>
+                <w:color w:val="404040" w:themeColor="text1" w:themeTint="BF"/>
+                <w:sz w:val="18"/>
+              </w:rPr>
+              <w:t xml:space="preserve"> (</w:t>
+            </w:r>
+            <w:r>
+              <w:rPr>
+                <w:b/>
+                <w:bCs/>
+                <w:color w:val="404040" w:themeColor="text1" w:themeTint="BF"/>
+                <w:sz w:val="18"/>
+              </w:rPr>
+              <w:t xml:space="preserve">6.8.0 </w:t>
+            </w:r>
+            <w:r>
+              <w:rPr>
+                <w:b/>
+                <w:bCs/>
+                <w:color w:val="404040" w:themeColor="text1" w:themeTint="BF"/>
+                <w:sz w:val="18"/>
+              </w:rPr>
+              <w:t xml:space="preserve">/ </w:t>
+            </w:r>
+            <w:r>
+              <w:rPr>
+                <w:b/>
+                <w:bCs/>
+                <w:color w:val="404040" w:themeColor="text1" w:themeTint="BF"/>
+                <w:sz w:val="18"/>
+              </w:rPr>
+              <w:t>v6-php8.4</w:t>
+            </w:r>
+            <w:r>
+              <w:rPr>
+                <w:b/>
+                <w:bCs/>
+                <w:color w:val="404040" w:themeColor="text1" w:themeTint="BF"/>
+                <w:sz w:val="18"/>
+              </w:rPr>
+              <w:t>)</w:t>
+            </w:r>
           </w:p>
         </w:tc>
         <w:tc>
           <w:tcPr>
-            <w:tcW w:w="5528" w:type="dxa"/>
+            <w:tcW w:w="3685" w:type="dxa"/>
             <w:shd w:val="clear" w:color="auto" w:fill="FFFFFF" w:themeFill="background1"/>
           </w:tcPr>
           <w:p>
@@ -2177,13 +2274,6 @@
                 <w:sz w:val="18"/>
               </w:rPr>
             </w:pPr>
-            <w:r>
-              <w:rPr>
-                <w:color w:val="404040" w:themeColor="text1" w:themeTint="BF"/>
-                <w:sz w:val="18"/>
-              </w:rPr>
-              <w:t>6.8.0 (v6-php8.4)</w:t>
-            </w:r>
           </w:p>
         </w:tc>
       </w:tr>
@@ -2220,7 +2310,7 @@
         </w:tc>
         <w:tc>
           <w:tcPr>
-            <w:tcW w:w="850" w:type="dxa"/>
+            <w:tcW w:w="2693" w:type="dxa"/>
             <w:shd w:val="clear" w:color="auto" w:fill="FFFFFF" w:themeFill="background1"/>
           </w:tcPr>
           <w:p>
@@ -2243,7 +2333,7 @@
         </w:tc>
         <w:tc>
           <w:tcPr>
-            <w:tcW w:w="5528" w:type="dxa"/>
+            <w:tcW w:w="3685" w:type="dxa"/>
             <w:shd w:val="clear" w:color="auto" w:fill="FFFFFF" w:themeFill="background1"/>
           </w:tcPr>
           <w:p>
@@ -2300,7 +2390,7 @@
         </w:tc>
         <w:tc>
           <w:tcPr>
-            <w:tcW w:w="850" w:type="dxa"/>
+            <w:tcW w:w="2693" w:type="dxa"/>
             <w:shd w:val="clear" w:color="auto" w:fill="BFBFBF" w:themeFill="background1" w:themeFillShade="BF"/>
           </w:tcPr>
           <w:p>
@@ -2323,7 +2413,7 @@
         </w:tc>
         <w:tc>
           <w:tcPr>
-            <w:tcW w:w="5528" w:type="dxa"/>
+            <w:tcW w:w="3685" w:type="dxa"/>
             <w:shd w:val="clear" w:color="auto" w:fill="BFBFBF" w:themeFill="background1" w:themeFillShade="BF"/>
           </w:tcPr>
           <w:p>
@@ -2393,22 +2483,13 @@
                 <w:color w:val="404040" w:themeColor="text1" w:themeTint="BF"/>
                 <w:sz w:val="18"/>
               </w:rPr>
-              <w:t xml:space="preserve">, </w:t>
-            </w:r>
-            <w:r>
-              <w:rPr>
-                <w:b w:val="0"/>
-                <w:bCs w:val="0"/>
-                <w:color w:val="404040" w:themeColor="text1" w:themeTint="BF"/>
-                <w:sz w:val="18"/>
-              </w:rPr>
-              <w:t>html et javascript</w:t>
+              <w:t>, html et javascript</w:t>
             </w:r>
           </w:p>
         </w:tc>
         <w:tc>
           <w:tcPr>
-            <w:tcW w:w="850" w:type="dxa"/>
+            <w:tcW w:w="2693" w:type="dxa"/>
             <w:shd w:val="clear" w:color="auto" w:fill="FFFFFF" w:themeFill="background1"/>
           </w:tcPr>
           <w:p>
@@ -2431,7 +2512,7 @@
         </w:tc>
         <w:tc>
           <w:tcPr>
-            <w:tcW w:w="5528" w:type="dxa"/>
+            <w:tcW w:w="3685" w:type="dxa"/>
             <w:shd w:val="clear" w:color="auto" w:fill="FFFFFF" w:themeFill="background1"/>
           </w:tcPr>
           <w:p>
